--- a/build/custom-reference.docx
+++ b/build/custom-reference.docx
@@ -576,6 +576,105 @@
 
 <file path=word/header1.xml><?xml version="1.0" encoding="utf-8"?>
 <w:hdr xmlns:m="http://schemas.openxmlformats.org/officeDocument/2006/math" xmlns:mc="http://schemas.openxmlformats.org/markup-compatibility/2006" xmlns:mo="http://schemas.microsoft.com/office/mac/office/2008/main" xmlns:mv="urn:schemas-microsoft-com:mac:vml" xmlns:o="urn:schemas-microsoft-com:office:office" xmlns:r="http://schemas.openxmlformats.org/officeDocument/2006/relationships" xmlns:v="urn:schemas-microsoft-com:vml" xmlns:w10="urn:schemas-microsoft-com:office:word" xmlns:w14="http://schemas.microsoft.com/office/word/2010/wordml" xmlns:w="http://schemas.openxmlformats.org/wordprocessingml/2006/main" xmlns:wne="http://schemas.microsoft.com/office/word/2006/wordml" xmlns:wp14="http://schemas.microsoft.com/office/word/2010/wordprocessingDrawing" xmlns:wp="http://schemas.openxmlformats.org/drawingml/2006/wordprocessingDrawing" xmlns:wpc="http://schemas.microsoft.com/office/word/2010/wordprocessingCanvas" xmlns:wpg="http://schemas.microsoft.com/office/word/2010/wordprocessingGroup" xmlns:wpi="http://schemas.microsoft.com/office/word/2010/wordprocessingInk" xmlns:wps="http://schemas.microsoft.com/office/word/2010/wordprocessingShape" mc:Ignorable="w14 wp14">
+  <w:p>
+    <w:pPr>
+      <w:pStyle w:val="Header"/>
+      <w:jc w:val="right"/>
+      <w:rPr>
+        <w:sz w:val="16"/>
+        <w:szCs w:val="16"/>
+        <w:i/>
+      </w:rPr>
+    </w:pPr>
+    <w:r>
+      <w:rPr>
+        <w:sz w:val="16"/>
+        <w:szCs w:val="16"/>
+        <w:i/>
+      </w:rPr>
+      <w:fldChar w:fldCharType="begin"/>
+    </w:r>
+    <w:r>
+      <w:rPr>
+        <w:sz w:val="16"/>
+        <w:szCs w:val="16"/>
+        <w:i/>
+      </w:rPr>
+      <w:instrText xml:space="preserve"> STYLEREF 1 \* MERGEFORMAT </w:instrText>
+    </w:r>
+    <w:r>
+      <w:rPr>
+        <w:sz w:val="16"/>
+        <w:szCs w:val="16"/>
+        <w:i/>
+      </w:rPr>
+      <w:fldChar w:fldCharType="separate"/>
+    </w:r>
+    <w:r>
+      <w:rPr>
+        <w:sz w:val="16"/>
+        <w:szCs w:val="16"/>
+        <w:i/>
+      </w:rPr>
+      <w:t>A Bible Study Primer</w:t>
+    </w:r>
+    <w:r>
+      <w:rPr>
+        <w:sz w:val="16"/>
+        <w:szCs w:val="16"/>
+        <w:i/>
+      </w:rPr>
+      <w:fldChar w:fldCharType="end"/>
+    </w:r>
+    <w:r>
+      <w:rPr>
+        <w:sz w:val="16"/>
+        <w:szCs w:val="16"/>
+        <w:i/>
+      </w:rPr>
+      <w:t xml:space="preserve"> — </w:t>
+    </w:r>
+    <w:r>
+      <w:rPr>
+        <w:sz w:val="16"/>
+        <w:szCs w:val="16"/>
+        <w:i/>
+      </w:rPr>
+      <w:fldChar w:fldCharType="begin"/>
+    </w:r>
+    <w:r>
+      <w:rPr>
+        <w:sz w:val="16"/>
+        <w:szCs w:val="16"/>
+        <w:i/>
+      </w:rPr>
+      <w:instrText xml:space="preserve"> STYLEREF 4 \* MERGEFORMAT </w:instrText>
+    </w:r>
+    <w:r>
+      <w:rPr>
+        <w:sz w:val="16"/>
+        <w:szCs w:val="16"/>
+        <w:i/>
+      </w:rPr>
+      <w:fldChar w:fldCharType="separate"/>
+    </w:r>
+    <w:r>
+      <w:rPr>
+        <w:sz w:val="16"/>
+        <w:szCs w:val="16"/>
+        <w:i/>
+      </w:rPr>
+      <w:t>Genesis</w:t>
+    </w:r>
+    <w:r>
+      <w:rPr>
+        <w:sz w:val="16"/>
+        <w:szCs w:val="16"/>
+        <w:i/>
+      </w:rPr>
+      <w:fldChar w:fldCharType="end"/>
+    </w:r>
+  </w:p>
   <w:p>
     <w:pPr>
       <w:pStyle w:val="Header"/>
@@ -617,6 +716,105 @@
 
 <file path=word/header2.xml><?xml version="1.0" encoding="utf-8"?>
 <w:hdr xmlns:m="http://schemas.openxmlformats.org/officeDocument/2006/math" xmlns:mc="http://schemas.openxmlformats.org/markup-compatibility/2006" xmlns:mo="http://schemas.microsoft.com/office/mac/office/2008/main" xmlns:mv="urn:schemas-microsoft-com:mac:vml" xmlns:o="urn:schemas-microsoft-com:office:office" xmlns:r="http://schemas.openxmlformats.org/officeDocument/2006/relationships" xmlns:v="urn:schemas-microsoft-com:vml" xmlns:w10="urn:schemas-microsoft-com:office:word" xmlns:w14="http://schemas.microsoft.com/office/word/2010/wordml" xmlns:w="http://schemas.openxmlformats.org/wordprocessingml/2006/main" xmlns:wne="http://schemas.microsoft.com/office/word/2006/wordml" xmlns:wp14="http://schemas.microsoft.com/office/word/2010/wordprocessingDrawing" xmlns:wp="http://schemas.openxmlformats.org/drawingml/2006/wordprocessingDrawing" xmlns:wpc="http://schemas.microsoft.com/office/word/2010/wordprocessingCanvas" xmlns:wpg="http://schemas.microsoft.com/office/word/2010/wordprocessingGroup" xmlns:wpi="http://schemas.microsoft.com/office/word/2010/wordprocessingInk" xmlns:wps="http://schemas.microsoft.com/office/word/2010/wordprocessingShape" mc:Ignorable="w14 wp14">
+  <w:p>
+    <w:pPr>
+      <w:pStyle w:val="Header"/>
+      <w:jc w:val="left"/>
+      <w:rPr>
+        <w:sz w:val="16"/>
+        <w:szCs w:val="16"/>
+        <w:i/>
+      </w:rPr>
+    </w:pPr>
+    <w:r>
+      <w:rPr>
+        <w:sz w:val="16"/>
+        <w:szCs w:val="16"/>
+        <w:i/>
+      </w:rPr>
+      <w:fldChar w:fldCharType="begin"/>
+    </w:r>
+    <w:r>
+      <w:rPr>
+        <w:sz w:val="16"/>
+        <w:szCs w:val="16"/>
+        <w:i/>
+      </w:rPr>
+      <w:instrText xml:space="preserve"> STYLEREF 1 \* MERGEFORMAT </w:instrText>
+    </w:r>
+    <w:r>
+      <w:rPr>
+        <w:sz w:val="16"/>
+        <w:szCs w:val="16"/>
+        <w:i/>
+      </w:rPr>
+      <w:fldChar w:fldCharType="separate"/>
+    </w:r>
+    <w:r>
+      <w:rPr>
+        <w:sz w:val="16"/>
+        <w:szCs w:val="16"/>
+        <w:i/>
+      </w:rPr>
+      <w:t>A Bible Study Primer</w:t>
+    </w:r>
+    <w:r>
+      <w:rPr>
+        <w:sz w:val="16"/>
+        <w:szCs w:val="16"/>
+        <w:i/>
+      </w:rPr>
+      <w:fldChar w:fldCharType="end"/>
+    </w:r>
+    <w:r>
+      <w:rPr>
+        <w:sz w:val="16"/>
+        <w:szCs w:val="16"/>
+        <w:i/>
+      </w:rPr>
+      <w:t xml:space="preserve"> — </w:t>
+    </w:r>
+    <w:r>
+      <w:rPr>
+        <w:sz w:val="16"/>
+        <w:szCs w:val="16"/>
+        <w:i/>
+      </w:rPr>
+      <w:fldChar w:fldCharType="begin"/>
+    </w:r>
+    <w:r>
+      <w:rPr>
+        <w:sz w:val="16"/>
+        <w:szCs w:val="16"/>
+        <w:i/>
+      </w:rPr>
+      <w:instrText xml:space="preserve"> STYLEREF 4 \* MERGEFORMAT </w:instrText>
+    </w:r>
+    <w:r>
+      <w:rPr>
+        <w:sz w:val="16"/>
+        <w:szCs w:val="16"/>
+        <w:i/>
+      </w:rPr>
+      <w:fldChar w:fldCharType="separate"/>
+    </w:r>
+    <w:r>
+      <w:rPr>
+        <w:sz w:val="16"/>
+        <w:szCs w:val="16"/>
+        <w:i/>
+      </w:rPr>
+      <w:t>Genesis</w:t>
+    </w:r>
+    <w:r>
+      <w:rPr>
+        <w:sz w:val="16"/>
+        <w:szCs w:val="16"/>
+        <w:i/>
+      </w:rPr>
+      <w:fldChar w:fldCharType="end"/>
+    </w:r>
+  </w:p>
   <w:p>
     <w:pPr>
       <w:pStyle w:val="Header"/>

--- a/build/custom-reference.docx
+++ b/build/custom-reference.docx
@@ -1007,6 +1007,17 @@
     <w:basedOn w:val="BodyText"/>
     <w:qFormat/>
     <w:pPr>
+      <w:spacing w:before="36" w:after="36"/>
+    </w:pPr>
+  </w:style>
+  <w:style w:type="paragraph" w:customStyle="1" w:styleId="TOCCompact">
+    <w:name w:val="TOCCompact"/>
+    <w:basedOn w:val="Compact"/>
+    <w:qFormat/>
+    <w:pPr>
+      <w:tabs>
+        <w:tab w:val="right" w:leader="dot" w:pos="9700"/>
+      </w:tabs>
       <w:spacing w:before="36" w:after="36"/>
     </w:pPr>
   </w:style>

--- a/build/custom-reference.docx
+++ b/build/custom-reference.docx
@@ -815,6 +815,47 @@
       <w:fldChar w:fldCharType="end"/>
     </w:r>
   </w:p>
+  <w:p>
+    <w:pPr>
+      <w:pStyle w:val="Header"/>
+    </w:pPr>
+    <w:r>
+      <w:pict>
+        <v:shapetype id="_x0000_t136" coordsize="1600,21600" o:spt="136" adj="10800" path="m@7,0l@8,5400,@5,21600@6,21600@0,5400xe">
+          <v:formulas>
+            <v:f eqn="sum #0 0 10800"/>
+            <v:f eqn="prod #0 2 1"/>
+            <v:f eqn="sum 21600 0 @1"/>
+            <v:f eqn="sum 0 0 @2"/>
+            <v:f eqn="sum 21600 0 @3"/>
+            <v:f eqn="if @0 @3 0"/>
+            <v:f eqn="if @0 21600 @1"/>
+            <v:f eqn="if @0 0 @2"/>
+            <v:f eqn="if @0 @4 21600"/>
+            <v:f eqn="mid @5 @6"/>
+            <v:f eqn="mid @8 @5"/>
+            <v:f eqn="mid @7 @8"/>
+            <v:f eqn="mid @6 @7"/>
+            <v:f eqn="sum @6 0 @5"/>
+          </v:formulas>
+          <v:path textpathok="t" o:connecttype="custom" o:connectlocs="@9,0;@10,10800;@11,21600;@12,10800" o:connectangles="270,180,90,0"/>
+          <v:textpath on="t" fitshape="t"/>
+          <v:handles>
+            <v:h position="#0,bottomRight" xrange="0,21600"/>
+          </v:handles>
+        </v:shapetype>
+        <v:shape id="RC_Watermark" o:spid="_x0000_s2049" type="#_x0000_t136" style="position:absolute;margin-left:0;margin-top:0;width:415pt;height:207.5pt;rotation:315;z-index:-251654144;mso-position-horizontal:center;mso-position-horizontal-relative:margin;mso-position-vertical:center;mso-position-vertical-relative:margin" o:allowincell="f" fillcolor="silver" stroked="f">
+          <v:fill opacity=".5"/>
+          <v:textpath style="font-family:&quot;Calibri&quot;;font-size:1pt" string="RELEASE CANDIDATE"/>
+        </v:shape>
+      </w:pict>
+    </w:r>
+  </w:p>
+</w:hdr>
+</file>
+
+<file path=word/header3.xml><?xml version="1.0" encoding="utf-8"?>
+<w:hdr xmlns:m="http://schemas.openxmlformats.org/officeDocument/2006/math" xmlns:mc="http://schemas.openxmlformats.org/markup-compatibility/2006" xmlns:mo="http://schemas.microsoft.com/office/mac/office/2008/main" xmlns:mv="urn:schemas-microsoft-com:mac:vml" xmlns:o="urn:schemas-microsoft-com:office:office" xmlns:r="http://schemas.openxmlformats.org/officeDocument/2006/relationships" xmlns:v="urn:schemas-microsoft-com:vml" xmlns:w10="urn:schemas-microsoft-com:office:word" xmlns:w14="http://schemas.microsoft.com/office/word/2010/wordml" xmlns:w="http://schemas.openxmlformats.org/wordprocessingml/2006/main" xmlns:wne="http://schemas.microsoft.com/office/word/2006/wordml" xmlns:wp14="http://schemas.microsoft.com/office/word/2010/wordprocessingDrawing" xmlns:wp="http://schemas.openxmlformats.org/drawingml/2006/wordprocessingDrawing" xmlns:wpc="http://schemas.microsoft.com/office/word/2010/wordprocessingCanvas" xmlns:wpg="http://schemas.microsoft.com/office/word/2010/wordprocessingGroup" xmlns:wpi="http://schemas.microsoft.com/office/word/2010/wordprocessingInk" xmlns:wps="http://schemas.microsoft.com/office/word/2010/wordprocessingShape" mc:Ignorable="w14 wp14">
   <w:p>
     <w:pPr>
       <w:pStyle w:val="Header"/>

--- a/build/custom-reference.docx
+++ b/build/custom-reference.docx
@@ -533,6 +533,12 @@
       <w:t xml:space="preserve">{{BUILD_VERSION}}</w:t>
     </w:r>
   </w:p>
+</w:ftr>
+</file>
+
+<file path=word/footer3.xml><?xml version="1.0" encoding="utf-8"?>
+<w:ftr xmlns:w="http://schemas.openxmlformats.org/wordprocessingml/2006/main">
+  <w:p/>
 </w:ftr>
 </file>
 
@@ -892,6 +898,12 @@
       </w:pict>
     </w:r>
   </w:p>
+</w:hdr>
+</file>
+
+<file path=word/header4.xml><?xml version="1.0" encoding="utf-8"?>
+<w:hdr xmlns:w="http://schemas.openxmlformats.org/wordprocessingml/2006/main">
+  <w:p/>
 </w:hdr>
 </file>
 

--- a/build/custom-reference.docx
+++ b/build/custom-reference.docx
@@ -1532,7 +1532,8 @@
     <w:name w:val="Hyperlink"/>
     <w:basedOn w:val="BodyTextChar"/>
     <w:rPr>
-      <w:color w:val="4F81BD" w:themeColor="accent1"/>
+      <w:color w:val="1F3A93"/>
+      <w:u w:val="single"/>
     </w:rPr>
   </w:style>
   <w:style w:type="paragraph" w:styleId="TOCHeading">

--- a/build/custom-reference.docx
+++ b/build/custom-reference.docx
@@ -1526,6 +1526,13 @@
     <w:basedOn w:val="BodyTextChar"/>
     <w:rPr>
       <w:vertAlign w:val="superscript"/>
+    </w:rPr>
+  </w:style>
+  <w:style w:type="character" w:styleId="Pending">
+    <w:name w:val="Pending"/>
+    <w:basedOn w:val="BodyTextChar"/>
+    <w:rPr>
+      <w:color w:val="B45309"/>
     </w:rPr>
   </w:style>
   <w:style w:type="character" w:styleId="Hyperlink">
